--- a/docs/handover/word/EMHIP-05-Technical-Handover.docx
+++ b/docs/handover/word/EMHIP-05-Technical-Handover.docx
@@ -985,7 +985,35 @@
               <w:rPr>
                 <w:sz w:val="19"/>
               </w:rPr>
-              <w:t>Practical support: housing, employment, benefits, food, immigration, other</w:t>
+              <w:t xml:space="preserve">Practical-support referrals (housing, employment, …). Not pathways: hidden from every screen on 30 Sep 2026 (the only pathways are the three </w:t>
+            </w:r>
+            <w:r>
+              <w:rPr>
+                <w:rFonts w:ascii="Consolas" w:hAnsi="Consolas"/>
+                <w:color w:val="5A1227"/>
+                <w:sz w:val="17"/>
+              </w:rPr>
+              <w:t>GuestPathway</w:t>
+            </w:r>
+            <w:r>
+              <w:rPr>
+                <w:sz w:val="19"/>
+              </w:rPr>
+              <w:t xml:space="preserve"> values); data and </w:t>
+            </w:r>
+            <w:r>
+              <w:rPr>
+                <w:rFonts w:ascii="Consolas" w:hAnsi="Consolas"/>
+                <w:color w:val="5A1227"/>
+                <w:sz w:val="17"/>
+              </w:rPr>
+              <w:t>POST /guests/{id}/pathway</w:t>
+            </w:r>
+            <w:r>
+              <w:rPr>
+                <w:sz w:val="19"/>
+              </w:rPr>
+              <w:t xml:space="preserve"> referral API kept</w:t>
             </w:r>
           </w:p>
         </w:tc>
@@ -5355,7 +5383,7 @@
               <w:rPr>
                 <w:sz w:val="19"/>
               </w:rPr>
-              <w:t>Pathway report</w:t>
+              <w:t>Nothing since 30 Sep 2026 (referral categories are no longer reported); safe to retire</w:t>
             </w:r>
           </w:p>
         </w:tc>
@@ -9584,7 +9612,31 @@
       </w:r>
       <w:r>
         <w:rPr/>
-        <w:t xml:space="preserve">) streams rows as they are read. Both exports are recorded in </w:t>
+        <w:t xml:space="preserve">) streams one row per guest registered in the period (G-number, name, pathway, status, registration date, demographics, referral source and type) as the rows are read. Pathway names come from </w:t>
+      </w:r>
+      <w:r>
+        <w:rPr>
+          <w:rFonts w:ascii="Consolas" w:hAnsi="Consolas"/>
+          <w:color w:val="5A1227"/>
+          <w:sz w:val="19"/>
+        </w:rPr>
+        <w:t>GuestPathwayLabels</w:t>
+      </w:r>
+      <w:r>
+        <w:rPr/>
+        <w:t xml:space="preserve"> (server) and </w:t>
+      </w:r>
+      <w:r>
+        <w:rPr>
+          <w:rFonts w:ascii="Consolas" w:hAnsi="Consolas"/>
+          <w:color w:val="5A1227"/>
+          <w:sz w:val="19"/>
+        </w:rPr>
+        <w:t>CLINICAL_PATHWAY_OPTIONS</w:t>
+      </w:r>
+      <w:r>
+        <w:rPr/>
+        <w:t xml:space="preserve"> (client), which must stay in step. Both exports are recorded in </w:t>
       </w:r>
       <w:r>
         <w:rPr>

--- a/docs/handover/word/EMHIP-05-Technical-Handover.docx
+++ b/docs/handover/word/EMHIP-05-Technical-Handover.docx
@@ -9480,6 +9480,346 @@
     <w:p>
       <w:r>
         <w:rPr/>
+        <w:t xml:space="preserve">Every Reports tab takes the screen's shared reporting period as </w:t>
+      </w:r>
+      <w:r>
+        <w:rPr>
+          <w:rFonts w:ascii="Consolas" w:hAnsi="Consolas"/>
+          <w:color w:val="5A1227"/>
+          <w:sz w:val="19"/>
+        </w:rPr>
+        <w:t>from</w:t>
+      </w:r>
+      <w:r>
+        <w:rPr/>
+        <w:t xml:space="preserve"> / </w:t>
+      </w:r>
+      <w:r>
+        <w:rPr>
+          <w:rFonts w:ascii="Consolas" w:hAnsi="Consolas"/>
+          <w:color w:val="5A1227"/>
+          <w:sz w:val="19"/>
+        </w:rPr>
+        <w:t>to</w:t>
+      </w:r>
+      <w:r>
+        <w:rPr/>
+        <w:t xml:space="preserve"> (yyyy-MM-dd, inclusive, whole UTC days; </w:t>
+      </w:r>
+      <w:r>
+        <w:rPr>
+          <w:rFonts w:ascii="Consolas" w:hAnsi="Consolas"/>
+          <w:color w:val="5A1227"/>
+          <w:sz w:val="19"/>
+        </w:rPr>
+        <w:t>ReportPeriod</w:t>
+      </w:r>
+      <w:r>
+        <w:rPr/>
+        <w:t xml:space="preserve"> in </w:t>
+      </w:r>
+      <w:r>
+        <w:rPr>
+          <w:rFonts w:ascii="Consolas" w:hAnsi="Consolas"/>
+          <w:color w:val="5A1227"/>
+          <w:sz w:val="19"/>
+        </w:rPr>
+        <w:t>Emhip.Application/Reports</w:t>
+      </w:r>
+      <w:r>
+        <w:rPr/>
+        <w:t>). On the endpoints that were unscoped before (</w:t>
+      </w:r>
+      <w:r>
+        <w:rPr>
+          <w:rFonts w:ascii="Consolas" w:hAnsi="Consolas"/>
+          <w:color w:val="5A1227"/>
+          <w:sz w:val="19"/>
+        </w:rPr>
+        <w:t>dialog-outcomes</w:t>
+      </w:r>
+      <w:r>
+        <w:rPr/>
+        <w:t xml:space="preserve">, </w:t>
+      </w:r>
+      <w:r>
+        <w:rPr>
+          <w:rFonts w:ascii="Consolas" w:hAnsi="Consolas"/>
+          <w:color w:val="5A1227"/>
+          <w:sz w:val="19"/>
+        </w:rPr>
+        <w:t>dialog-trend</w:t>
+      </w:r>
+      <w:r>
+        <w:rPr/>
+        <w:t xml:space="preserve">, </w:t>
+      </w:r>
+      <w:r>
+        <w:rPr>
+          <w:rFonts w:ascii="Consolas" w:hAnsi="Consolas"/>
+          <w:color w:val="5A1227"/>
+          <w:sz w:val="19"/>
+        </w:rPr>
+        <w:t>pathway-analytics</w:t>
+      </w:r>
+      <w:r>
+        <w:rPr/>
+        <w:t xml:space="preserve">, </w:t>
+      </w:r>
+      <w:r>
+        <w:rPr>
+          <w:rFonts w:ascii="Consolas" w:hAnsi="Consolas"/>
+          <w:color w:val="5A1227"/>
+          <w:sz w:val="19"/>
+        </w:rPr>
+        <w:t>caseload</w:t>
+      </w:r>
+      <w:r>
+        <w:rPr/>
+        <w:t xml:space="preserve">, </w:t>
+      </w:r>
+      <w:r>
+        <w:rPr>
+          <w:rFonts w:ascii="Consolas" w:hAnsi="Consolas"/>
+          <w:color w:val="5A1227"/>
+          <w:sz w:val="19"/>
+        </w:rPr>
+        <w:t>data-quality</w:t>
+      </w:r>
+      <w:r>
+        <w:rPr/>
+        <w:t xml:space="preserve">, </w:t>
+      </w:r>
+      <w:r>
+        <w:rPr>
+          <w:rFonts w:ascii="Consolas" w:hAnsi="Consolas"/>
+          <w:color w:val="5A1227"/>
+          <w:sz w:val="19"/>
+        </w:rPr>
+        <w:t>referral-sources</w:t>
+      </w:r>
+      <w:r>
+        <w:rPr/>
+        <w:t xml:space="preserve">, </w:t>
+      </w:r>
+      <w:r>
+        <w:rPr>
+          <w:rFonts w:ascii="Consolas" w:hAnsi="Consolas"/>
+          <w:color w:val="5A1227"/>
+          <w:sz w:val="19"/>
+        </w:rPr>
+        <w:t>exports</w:t>
+      </w:r>
+      <w:r>
+        <w:rPr/>
+        <w:t xml:space="preserve">) the pair is optional, and leaving it off keeps the old all-records behaviour. Guest counts cover the guests registered in the period (status and pathway as they are now); activity covers what was recorded in it. A caseload is always current; with a period, its overdue contacts are those due in the period and its contacts those recorded in it. Without a period, the Hub Manager dashboard's live view counts every overdue contact and the last 30 days of contacts. </w:t>
+      </w:r>
+      <w:r>
+        <w:rPr>
+          <w:rFonts w:ascii="Consolas" w:hAnsi="Consolas"/>
+          <w:color w:val="5A1227"/>
+          <w:sz w:val="19"/>
+        </w:rPr>
+        <w:t>GET /guests</w:t>
+      </w:r>
+      <w:r>
+        <w:rPr/>
+        <w:t xml:space="preserve"> accepts </w:t>
+      </w:r>
+      <w:r>
+        <w:rPr>
+          <w:rFonts w:ascii="Consolas" w:hAnsi="Consolas"/>
+          <w:color w:val="5A1227"/>
+          <w:sz w:val="19"/>
+        </w:rPr>
+        <w:t>registeredFrom</w:t>
+      </w:r>
+      <w:r>
+        <w:rPr/>
+        <w:t xml:space="preserve"> / </w:t>
+      </w:r>
+      <w:r>
+        <w:rPr>
+          <w:rFonts w:ascii="Consolas" w:hAnsi="Consolas"/>
+          <w:color w:val="5A1227"/>
+          <w:sz w:val="19"/>
+        </w:rPr>
+        <w:t>registeredTo</w:t>
+      </w:r>
+      <w:r>
+        <w:rPr/>
+        <w:t xml:space="preserve"> so report drill-throughs (Guest Report, Data Quality </w:t>
+      </w:r>
+      <w:r>
+        <w:rPr>
+          <w:b/>
+        </w:rPr>
+        <w:t>View guests</w:t>
+      </w:r>
+      <w:r>
+        <w:rPr/>
+        <w:t xml:space="preserve">) list the same guests as the counts. Report KPIs that count guests link to </w:t>
+      </w:r>
+      <w:r>
+        <w:rPr>
+          <w:rFonts w:ascii="Consolas" w:hAnsi="Consolas"/>
+          <w:color w:val="5A1227"/>
+          <w:sz w:val="19"/>
+        </w:rPr>
+        <w:t>/guests</w:t>
+      </w:r>
+      <w:r>
+        <w:rPr/>
+        <w:t xml:space="preserve"> with those params plus the dashboard's </w:t>
+      </w:r>
+      <w:r>
+        <w:rPr>
+          <w:rFonts w:ascii="Consolas" w:hAnsi="Consolas"/>
+          <w:color w:val="5A1227"/>
+          <w:sz w:val="19"/>
+        </w:rPr>
+        <w:t>status</w:t>
+      </w:r>
+      <w:r>
+        <w:rPr/>
+        <w:t xml:space="preserve">, </w:t>
+      </w:r>
+      <w:r>
+        <w:rPr>
+          <w:rFonts w:ascii="Consolas" w:hAnsi="Consolas"/>
+          <w:color w:val="5A1227"/>
+          <w:sz w:val="19"/>
+        </w:rPr>
+        <w:t>urgent</w:t>
+      </w:r>
+      <w:r>
+        <w:rPr/>
+        <w:t xml:space="preserve">, </w:t>
+      </w:r>
+      <w:r>
+        <w:rPr>
+          <w:rFonts w:ascii="Consolas" w:hAnsi="Consolas"/>
+          <w:color w:val="5A1227"/>
+          <w:sz w:val="19"/>
+        </w:rPr>
+        <w:t>cmhw</w:t>
+      </w:r>
+      <w:r>
+        <w:rPr/>
+        <w:t xml:space="preserve">, </w:t>
+      </w:r>
+      <w:r>
+        <w:rPr>
+          <w:rFonts w:ascii="Consolas" w:hAnsi="Consolas"/>
+          <w:color w:val="5A1227"/>
+          <w:sz w:val="19"/>
+        </w:rPr>
+        <w:t>clinicalPathway</w:t>
+      </w:r>
+      <w:r>
+        <w:rPr/>
+        <w:t xml:space="preserve"> and demographic params, </w:t>
+      </w:r>
+      <w:r>
+        <w:rPr>
+          <w:rFonts w:ascii="Consolas" w:hAnsi="Consolas"/>
+          <w:color w:val="5A1227"/>
+          <w:sz w:val="19"/>
+        </w:rPr>
+        <w:t>referralSource</w:t>
+      </w:r>
+      <w:r>
+        <w:rPr/>
+        <w:t>, or a segment (</w:t>
+      </w:r>
+      <w:r>
+        <w:rPr>
+          <w:rFonts w:ascii="Consolas" w:hAnsi="Consolas"/>
+          <w:color w:val="5A1227"/>
+          <w:sz w:val="19"/>
+        </w:rPr>
+        <w:t>report-drill.ts</w:t>
+      </w:r>
+      <w:r>
+        <w:rPr/>
+        <w:t xml:space="preserve"> builds them). Segments ending </w:t>
+      </w:r>
+      <w:r>
+        <w:rPr>
+          <w:rFonts w:ascii="Consolas" w:hAnsi="Consolas"/>
+          <w:color w:val="5A1227"/>
+          <w:sz w:val="19"/>
+        </w:rPr>
+        <w:t>InPeriod</w:t>
+      </w:r>
+      <w:r>
+        <w:rPr/>
+        <w:t xml:space="preserve"> (</w:t>
+      </w:r>
+      <w:r>
+        <w:rPr>
+          <w:rFonts w:ascii="Consolas" w:hAnsi="Consolas"/>
+          <w:color w:val="5A1227"/>
+          <w:sz w:val="19"/>
+        </w:rPr>
+        <w:t>GuestSegments</w:t>
+      </w:r>
+      <w:r>
+        <w:rPr/>
+        <w:t xml:space="preserve">) are measured over </w:t>
+      </w:r>
+      <w:r>
+        <w:rPr>
+          <w:rFonts w:ascii="Consolas" w:hAnsi="Consolas"/>
+          <w:color w:val="5A1227"/>
+          <w:sz w:val="19"/>
+        </w:rPr>
+        <w:t>periodFrom</w:t>
+      </w:r>
+      <w:r>
+        <w:rPr/>
+        <w:t xml:space="preserve"> / </w:t>
+      </w:r>
+      <w:r>
+        <w:rPr>
+          <w:rFonts w:ascii="Consolas" w:hAnsi="Consolas"/>
+          <w:color w:val="5A1227"/>
+          <w:sz w:val="19"/>
+        </w:rPr>
+        <w:t>periodTo</w:t>
+      </w:r>
+      <w:r>
+        <w:rPr/>
+        <w:t xml:space="preserve"> (all time without them); each mirrors the </w:t>
+      </w:r>
+      <w:r>
+        <w:rPr>
+          <w:rFonts w:ascii="Consolas" w:hAnsi="Consolas"/>
+          <w:color w:val="5A1227"/>
+          <w:sz w:val="19"/>
+        </w:rPr>
+        <w:t>ReportReadService</w:t>
+      </w:r>
+      <w:r>
+        <w:rPr/>
+        <w:t xml:space="preserve"> count it drills into, so the list's total matches the KPI. </w:t>
+      </w:r>
+      <w:r>
+        <w:rPr>
+          <w:rFonts w:ascii="Consolas" w:hAnsi="Consolas"/>
+          <w:color w:val="5A1227"/>
+          <w:sz w:val="19"/>
+        </w:rPr>
+        <w:t>DialogOutcomesReportDto.GuestsAwaitingReassessment</w:t>
+      </w:r>
+      <w:r>
+        <w:rPr/>
+        <w:t xml:space="preserve"> is counted directly rather than as baselines minus reassessments, which mix different guests once a period applies.</w:t>
+      </w:r>
+    </w:p>
+    <w:p>
+      <w:r>
+        <w:rPr/>
         <w:t>The Excel export (</w:t>
       </w:r>
       <w:r>
@@ -9504,7 +9844,7 @@
       </w:r>
       <w:r>
         <w:rPr/>
-        <w:t xml:space="preserve"> with ClosedXML and has seven sheets: Summary, Demographics, Referral sources, Pathways, Caseload, DIALOG outcomes and Data quality. Sheet names must stay in step with </w:t>
+        <w:t xml:space="preserve"> with ClosedXML and has seven sheets: Summary, Demographics, Referral sources, Pathways, Caseload, DIALOG outcomes and Data quality, every one computed for the requested period. Sheet names must stay in step with </w:t>
       </w:r>
       <w:r>
         <w:rPr>

--- a/docs/handover/word/EMHIP-05-Technical-Handover.docx
+++ b/docs/handover/word/EMHIP-05-Technical-Handover.docx
@@ -74,7 +74,7 @@
           <w:color w:val="6E6E6E"/>
           <w:sz w:val="22"/>
         </w:rPr>
-        <w:t>Version 1.0</w:t>
+        <w:t>Version 1.1</w:t>
       </w:r>
     </w:p>
     <w:p>
@@ -86,7 +86,7 @@
           <w:color w:val="6E6E6E"/>
           <w:sz w:val="22"/>
         </w:rPr>
-        <w:t>30 September 2026</w:t>
+        <w:t>7 October 2026</w:t>
       </w:r>
     </w:p>
     <w:p>
@@ -2197,7 +2197,19 @@
       </w:r>
       <w:r>
         <w:rPr/>
-        <w:t xml:space="preserve">A risk assessment with any flag set raises </w:t>
+        <w:t xml:space="preserve">A risk assessment with any flag set (one of the five risk types or </w:t>
+      </w:r>
+      <w:r>
+        <w:rPr>
+          <w:rFonts w:ascii="Consolas" w:hAnsi="Consolas"/>
+          <w:color w:val="5A1227"/>
+          <w:sz w:val="19"/>
+        </w:rPr>
+        <w:t>OtherRisk</w:t>
+      </w:r>
+      <w:r>
+        <w:rPr/>
+        <w:t xml:space="preserve">) raises </w:t>
       </w:r>
       <w:r>
         <w:rPr>
@@ -2949,7 +2961,7 @@
               <w:rPr>
                 <w:sz w:val="19"/>
               </w:rPr>
-              <w:t xml:space="preserve">A guest is escalated, if </w:t>
+              <w:t xml:space="preserve">An urgent case is raised, if </w:t>
             </w:r>
             <w:r>
               <w:rPr>
@@ -3078,7 +3090,65 @@
       </w:r>
       <w:r>
         <w:rPr/>
-        <w:t xml:space="preserve"> (it only inserts missing keys, so admin edits survive deploys).</w:t>
+        <w:t xml:space="preserve"> at every API start. It inserts missing keys and, since 7 October 2026, refreshes the subject and body of every template nobody has customised (</w:t>
+      </w:r>
+      <w:r>
+        <w:rPr>
+          <w:rFonts w:ascii="Consolas" w:hAnsi="Consolas"/>
+          <w:color w:val="5A1227"/>
+          <w:sz w:val="19"/>
+        </w:rPr>
+        <w:t>EmailTemplate.IsCustomised</w:t>
+      </w:r>
+      <w:r>
+        <w:rPr/>
+        <w:t xml:space="preserve">, which is </w:t>
+      </w:r>
+      <w:r>
+        <w:rPr>
+          <w:rFonts w:ascii="Consolas" w:hAnsi="Consolas"/>
+          <w:color w:val="5A1227"/>
+          <w:sz w:val="19"/>
+        </w:rPr>
+        <w:t>UpdatedByStaffId is not null</w:t>
+      </w:r>
+      <w:r>
+        <w:rPr/>
+        <w:t xml:space="preserve">) from </w:t>
+      </w:r>
+      <w:r>
+        <w:rPr>
+          <w:rFonts w:ascii="Consolas" w:hAnsi="Consolas"/>
+          <w:color w:val="5A1227"/>
+          <w:sz w:val="19"/>
+        </w:rPr>
+        <w:t>EmailTemplateCatalog</w:t>
+      </w:r>
+      <w:r>
+        <w:rPr/>
+        <w:t xml:space="preserve">, so wording changes reach existing databases; the name always follows the catalog. A template an admin has saved keeps its subject and body. </w:t>
+      </w:r>
+      <w:r>
+        <w:rPr>
+          <w:b/>
+        </w:rPr>
+        <w:t>Restore default</w:t>
+      </w:r>
+      <w:r>
+        <w:rPr/>
+        <w:t xml:space="preserve"> (</w:t>
+      </w:r>
+      <w:r>
+        <w:rPr>
+          <w:rFonts w:ascii="Consolas" w:hAnsi="Consolas"/>
+          <w:color w:val="5A1227"/>
+          <w:sz w:val="19"/>
+        </w:rPr>
+        <w:t>ResetEmailTemplateCommand</w:t>
+      </w:r>
+      <w:r>
+        <w:rPr/>
+        <w:t>) writes the catalog wording with no editor recorded, so the template is catalog-managed again and follows later wording changes.</w:t>
       </w:r>
     </w:p>
     <w:p>
@@ -6168,7 +6238,7 @@
       </w:pPr>
       <w:r>
         <w:rPr/>
-        <w:t xml:space="preserve">Reads that cannot be tied to a guest from the URL (episode records by episode id, document downloads, subject-access exports, anonymisation) are written explicitly through </w:t>
+        <w:t xml:space="preserve">Reads that cannot be tied to a guest from the URL (Urgent Case Records by episode id, document downloads, subject-access exports, anonymisation) are written explicitly through </w:t>
       </w:r>
       <w:r>
         <w:rPr>
@@ -6862,7 +6932,21 @@
               <w:rPr>
                 <w:sz w:val="19"/>
               </w:rPr>
-              <w:t>Risk assessments are versioned and append-only; an urgent episode runs from flag to resolution</w:t>
+              <w:t xml:space="preserve">Risk assessments are versioned and append-only; an </w:t>
+            </w:r>
+            <w:r>
+              <w:rPr>
+                <w:rFonts w:ascii="Consolas" w:hAnsi="Consolas"/>
+                <w:color w:val="5A1227"/>
+                <w:sz w:val="17"/>
+              </w:rPr>
+              <w:t>UrgentEpisode</w:t>
+            </w:r>
+            <w:r>
+              <w:rPr>
+                <w:sz w:val="19"/>
+              </w:rPr>
+              <w:t xml:space="preserve"> row is one urgent case, from flag to resolution</w:t>
             </w:r>
           </w:p>
         </w:tc>
@@ -7117,7 +7201,7 @@
               <w:rPr>
                 <w:sz w:val="19"/>
               </w:rPr>
-              <w:t>Soft delete, restore, purge after retention date, check-out and check-in</w:t>
+              <w:t>Soft delete, restore, purge only after the retention date and never within 8 years of upload, check-out and check-in</w:t>
             </w:r>
           </w:p>
         </w:tc>
@@ -7658,6 +7742,313 @@
       <w:r>
         <w:rPr/>
         <w:t xml:space="preserve"> either.</w:t>
+      </w:r>
+    </w:p>
+    <w:p>
+      <w:r>
+        <w:rPr/>
+        <w:t>Changes on 7 October 2026 (migrations in section 12):</w:t>
+      </w:r>
+    </w:p>
+    <w:p>
+      <w:pPr>
+        <w:pStyle w:val="ListBullet"/>
+      </w:pPr>
+      <w:r>
+        <w:rPr>
+          <w:rFonts w:ascii="Consolas" w:hAnsi="Consolas"/>
+          <w:b/>
+          <w:color w:val="5A1227"/>
+          <w:sz w:val="19"/>
+        </w:rPr>
+        <w:t>UrgentEpisodes</w:t>
+      </w:r>
+      <w:r>
+        <w:rPr/>
+        <w:t xml:space="preserve"> is the table behind the Urgent Case Record; staff see each row as "Urgent Case 1, 2…". "Escalate to CMHT" was replaced by a hand-written record of the call: </w:t>
+      </w:r>
+      <w:r>
+        <w:rPr>
+          <w:rFonts w:ascii="Consolas" w:hAnsi="Consolas"/>
+          <w:color w:val="5A1227"/>
+          <w:sz w:val="19"/>
+        </w:rPr>
+        <w:t>CmhtNotified</w:t>
+      </w:r>
+      <w:r>
+        <w:rPr/>
+        <w:t xml:space="preserve"> (null until answered, false for an explicit No), </w:t>
+      </w:r>
+      <w:r>
+        <w:rPr>
+          <w:rFonts w:ascii="Consolas" w:hAnsi="Consolas"/>
+          <w:color w:val="5A1227"/>
+          <w:sz w:val="19"/>
+        </w:rPr>
+        <w:t>CmhtTeam</w:t>
+      </w:r>
+      <w:r>
+        <w:rPr/>
+        <w:t xml:space="preserve">, </w:t>
+      </w:r>
+      <w:r>
+        <w:rPr>
+          <w:rFonts w:ascii="Consolas" w:hAnsi="Consolas"/>
+          <w:color w:val="5A1227"/>
+          <w:sz w:val="19"/>
+        </w:rPr>
+        <w:t>CmhtContactName</w:t>
+      </w:r>
+      <w:r>
+        <w:rPr/>
+        <w:t xml:space="preserve">, </w:t>
+      </w:r>
+      <w:r>
+        <w:rPr>
+          <w:rFonts w:ascii="Consolas" w:hAnsi="Consolas"/>
+          <w:color w:val="5A1227"/>
+          <w:sz w:val="19"/>
+        </w:rPr>
+        <w:t>CmhtCalledAt</w:t>
+      </w:r>
+      <w:r>
+        <w:rPr/>
+        <w:t xml:space="preserve">, </w:t>
+      </w:r>
+      <w:r>
+        <w:rPr>
+          <w:rFonts w:ascii="Consolas" w:hAnsi="Consolas"/>
+          <w:color w:val="5A1227"/>
+          <w:sz w:val="19"/>
+        </w:rPr>
+        <w:t>CmhtCallNotes</w:t>
+      </w:r>
+      <w:r>
+        <w:rPr/>
+        <w:t xml:space="preserve">, </w:t>
+      </w:r>
+      <w:r>
+        <w:rPr>
+          <w:rFonts w:ascii="Consolas" w:hAnsi="Consolas"/>
+          <w:color w:val="5A1227"/>
+          <w:sz w:val="19"/>
+        </w:rPr>
+        <w:t>CmhtRecordedByStaffId</w:t>
+      </w:r>
+      <w:r>
+        <w:rPr/>
+        <w:t xml:space="preserve"> ("Called by", always the signed-in user) and </w:t>
+      </w:r>
+      <w:r>
+        <w:rPr>
+          <w:rFonts w:ascii="Consolas" w:hAnsi="Consolas"/>
+          <w:color w:val="5A1227"/>
+          <w:sz w:val="19"/>
+        </w:rPr>
+        <w:t>CmhtRecordedAt</w:t>
+      </w:r>
+      <w:r>
+        <w:rPr/>
+        <w:t xml:space="preserve">, set by </w:t>
+      </w:r>
+      <w:r>
+        <w:rPr>
+          <w:rFonts w:ascii="Consolas" w:hAnsi="Consolas"/>
+          <w:color w:val="5A1227"/>
+          <w:sz w:val="19"/>
+        </w:rPr>
+        <w:t>UrgentEpisode.RecordCmhtContact</w:t>
+      </w:r>
+      <w:r>
+        <w:rPr/>
+        <w:t xml:space="preserve">. </w:t>
+      </w:r>
+      <w:r>
+        <w:rPr>
+          <w:rFonts w:ascii="Consolas" w:hAnsi="Consolas"/>
+          <w:color w:val="5A1227"/>
+          <w:sz w:val="19"/>
+        </w:rPr>
+        <w:t>ExternalServicesInvolved</w:t>
+      </w:r>
+      <w:r>
+        <w:rPr/>
+        <w:t xml:space="preserve"> is captured at resolution. </w:t>
+      </w:r>
+      <w:r>
+        <w:rPr>
+          <w:rFonts w:ascii="Consolas" w:hAnsi="Consolas"/>
+          <w:color w:val="5A1227"/>
+          <w:sz w:val="19"/>
+        </w:rPr>
+        <w:t>EscalationReason</w:t>
+      </w:r>
+      <w:r>
+        <w:rPr/>
+        <w:t xml:space="preserve"> and </w:t>
+      </w:r>
+      <w:r>
+        <w:rPr>
+          <w:rFonts w:ascii="Consolas" w:hAnsi="Consolas"/>
+          <w:color w:val="5A1227"/>
+          <w:sz w:val="19"/>
+        </w:rPr>
+        <w:t>EscalationUrgency</w:t>
+      </w:r>
+      <w:r>
+        <w:rPr/>
+        <w:t xml:space="preserve"> were dropped; existing values were folded into the top of </w:t>
+      </w:r>
+      <w:r>
+        <w:rPr>
+          <w:rFonts w:ascii="Consolas" w:hAnsi="Consolas"/>
+          <w:color w:val="5A1227"/>
+          <w:sz w:val="19"/>
+        </w:rPr>
+        <w:t>CmhtCallNotes</w:t>
+      </w:r>
+      <w:r>
+        <w:rPr/>
+        <w:t xml:space="preserve">. </w:t>
+      </w:r>
+      <w:r>
+        <w:rPr>
+          <w:rFonts w:ascii="Consolas" w:hAnsi="Consolas"/>
+          <w:color w:val="5A1227"/>
+          <w:sz w:val="19"/>
+        </w:rPr>
+        <w:t>ResolutionNote</w:t>
+      </w:r>
+      <w:r>
+        <w:rPr/>
+        <w:t xml:space="preserve"> and the pathway re-entry columns are kept for older cases but no screen asks for them now.</w:t>
+      </w:r>
+    </w:p>
+    <w:p>
+      <w:pPr>
+        <w:pStyle w:val="ListBullet"/>
+      </w:pPr>
+      <w:r>
+        <w:rPr>
+          <w:rFonts w:ascii="Consolas" w:hAnsi="Consolas"/>
+          <w:b/>
+          <w:color w:val="5A1227"/>
+          <w:sz w:val="19"/>
+        </w:rPr>
+        <w:t>RiskAssessments</w:t>
+      </w:r>
+      <w:r>
+        <w:rPr/>
+        <w:t xml:space="preserve"> and </w:t>
+      </w:r>
+      <w:r>
+        <w:rPr>
+          <w:rFonts w:ascii="Consolas" w:hAnsi="Consolas"/>
+          <w:b/>
+          <w:color w:val="5A1227"/>
+          <w:sz w:val="19"/>
+        </w:rPr>
+        <w:t>UrgentCases_ReadModel</w:t>
+      </w:r>
+      <w:r>
+        <w:rPr/>
+        <w:t xml:space="preserve"> gain </w:t>
+      </w:r>
+      <w:r>
+        <w:rPr>
+          <w:rFonts w:ascii="Consolas" w:hAnsi="Consolas"/>
+          <w:color w:val="5A1227"/>
+          <w:sz w:val="19"/>
+        </w:rPr>
+        <w:t>OtherRisk</w:t>
+      </w:r>
+      <w:r>
+        <w:rPr/>
+        <w:t xml:space="preserve"> and </w:t>
+      </w:r>
+      <w:r>
+        <w:rPr>
+          <w:rFonts w:ascii="Consolas" w:hAnsi="Consolas"/>
+          <w:color w:val="5A1227"/>
+          <w:sz w:val="19"/>
+        </w:rPr>
+        <w:t>OtherRiskDetails</w:t>
+      </w:r>
+      <w:r>
+        <w:rPr/>
+        <w:t xml:space="preserve"> (500 characters) for the "Other" risk type.</w:t>
+      </w:r>
+    </w:p>
+    <w:p>
+      <w:pPr>
+        <w:pStyle w:val="ListBullet"/>
+      </w:pPr>
+      <w:r>
+        <w:rPr>
+          <w:rFonts w:ascii="Consolas" w:hAnsi="Consolas"/>
+          <w:b/>
+          <w:color w:val="5A1227"/>
+          <w:sz w:val="19"/>
+        </w:rPr>
+        <w:t>Documents</w:t>
+      </w:r>
+      <w:r>
+        <w:rPr>
+          <w:b/>
+        </w:rPr>
+        <w:t>:</w:t>
+      </w:r>
+      <w:r>
+        <w:rPr/>
+        <w:t xml:space="preserve"> </w:t>
+      </w:r>
+      <w:r>
+        <w:rPr>
+          <w:rFonts w:ascii="Consolas" w:hAnsi="Consolas"/>
+          <w:color w:val="5A1227"/>
+          <w:sz w:val="19"/>
+        </w:rPr>
+        <w:t>Document.MinimumRetentionYears</w:t>
+      </w:r>
+      <w:r>
+        <w:rPr/>
+        <w:t xml:space="preserve"> is 8. </w:t>
+      </w:r>
+      <w:r>
+        <w:rPr>
+          <w:rFonts w:ascii="Consolas" w:hAnsi="Consolas"/>
+          <w:color w:val="5A1227"/>
+          <w:sz w:val="19"/>
+        </w:rPr>
+        <w:t>RetainUntil</w:t>
+      </w:r>
+      <w:r>
+        <w:rPr/>
+        <w:t xml:space="preserve"> can never be earlier than </w:t>
+      </w:r>
+      <w:r>
+        <w:rPr>
+          <w:rFonts w:ascii="Consolas" w:hAnsi="Consolas"/>
+          <w:color w:val="5A1227"/>
+          <w:sz w:val="19"/>
+        </w:rPr>
+        <w:t>EarliestRetainUntil</w:t>
+      </w:r>
+      <w:r>
+        <w:rPr/>
+        <w:t xml:space="preserve"> (upload date plus 8 years); a null date on create or update becomes exactly that, and </w:t>
+      </w:r>
+      <w:r>
+        <w:rPr>
+          <w:rFonts w:ascii="Consolas" w:hAnsi="Consolas"/>
+          <w:color w:val="5A1227"/>
+          <w:sz w:val="19"/>
+        </w:rPr>
+        <w:t>IsRetained</w:t>
+      </w:r>
+      <w:r>
+        <w:rPr/>
+        <w:t xml:space="preserve"> blocks a purge until both dates have passed.</w:t>
       </w:r>
     </w:p>
     <w:p>
@@ -8470,46 +8861,60 @@
               <w:rPr>
                 <w:sz w:val="19"/>
               </w:rPr>
-              <w:t>Active and resolved cases, episode records and export, escalate to CMHT, resolve</w:t>
-            </w:r>
-          </w:p>
-        </w:tc>
-        <w:tc>
-          <w:tcPr>
-            <w:tcW w:type="dxa" w:w="3264"/>
-            <w:shd w:val="clear" w:color="auto" w:fill="FAF6F7"/>
-          </w:tcPr>
-          <w:p>
-            <w:pPr>
-              <w:spacing w:after="0" w:line="252" w:lineRule="auto"/>
-            </w:pPr>
+              <w:t>Active and resolved cases, Urgent Case Records (</w:t>
+            </w:r>
             <w:r>
               <w:rPr>
                 <w:rFonts w:ascii="Consolas" w:hAnsi="Consolas"/>
                 <w:color w:val="5A1227"/>
                 <w:sz w:val="17"/>
               </w:rPr>
-              <w:t>urgentcases.view</w:t>
+              <w:t>episodes/{episodeId}</w:t>
             </w:r>
             <w:r>
               <w:rPr>
                 <w:sz w:val="19"/>
               </w:rPr>
-              <w:t xml:space="preserve">; </w:t>
-            </w:r>
+              <w:t>) and export, the CMHT contact record, resolve</w:t>
+            </w:r>
+          </w:p>
+        </w:tc>
+        <w:tc>
+          <w:tcPr>
+            <w:tcW w:type="dxa" w:w="3264"/>
+            <w:shd w:val="clear" w:color="auto" w:fill="FAF6F7"/>
+          </w:tcPr>
+          <w:p>
+            <w:pPr>
+              <w:spacing w:after="0" w:line="252" w:lineRule="auto"/>
+            </w:pPr>
             <w:r>
               <w:rPr>
                 <w:rFonts w:ascii="Consolas" w:hAnsi="Consolas"/>
                 <w:color w:val="5A1227"/>
                 <w:sz w:val="17"/>
               </w:rPr>
+              <w:t>urgentcases.view</w:t>
+            </w:r>
+            <w:r>
+              <w:rPr>
+                <w:sz w:val="19"/>
+              </w:rPr>
+              <w:t xml:space="preserve">; </w:t>
+            </w:r>
+            <w:r>
+              <w:rPr>
+                <w:rFonts w:ascii="Consolas" w:hAnsi="Consolas"/>
+                <w:color w:val="5A1227"/>
+                <w:sz w:val="17"/>
+              </w:rPr>
               <w:t>guests.clinical.edit</w:t>
             </w:r>
             <w:r>
               <w:rPr>
                 <w:sz w:val="19"/>
               </w:rPr>
-              <w:t xml:space="preserve"> to escalate or resolve</w:t>
+              <w:t xml:space="preserve"> to record the CMHT contact or resolve</w:t>
             </w:r>
           </w:p>
         </w:tc>
@@ -9476,6 +9881,428 @@
       <w:pPr>
         <w:spacing w:after="40"/>
       </w:pPr>
+    </w:p>
+    <w:p>
+      <w:r>
+        <w:rPr/>
+        <w:t>Urgent-case API changes on 7 October 2026:</w:t>
+      </w:r>
+    </w:p>
+    <w:p>
+      <w:pPr>
+        <w:pStyle w:val="ListBullet"/>
+      </w:pPr>
+      <w:r>
+        <w:rPr>
+          <w:rFonts w:ascii="Consolas" w:hAnsi="Consolas"/>
+          <w:color w:val="5A1227"/>
+          <w:sz w:val="19"/>
+        </w:rPr>
+        <w:t>PUT /urgent-cases/episodes/{episodeId}/cmht-contact</w:t>
+      </w:r>
+      <w:r>
+        <w:rPr/>
+        <w:t xml:space="preserve"> (</w:t>
+      </w:r>
+      <w:r>
+        <w:rPr>
+          <w:rFonts w:ascii="Consolas" w:hAnsi="Consolas"/>
+          <w:color w:val="5A1227"/>
+          <w:sz w:val="19"/>
+        </w:rPr>
+        <w:t>RecordCmhtContactCommand</w:t>
+      </w:r>
+      <w:r>
+        <w:rPr/>
+        <w:t xml:space="preserve">) replaces </w:t>
+      </w:r>
+      <w:r>
+        <w:rPr>
+          <w:rFonts w:ascii="Consolas" w:hAnsi="Consolas"/>
+          <w:color w:val="5A1227"/>
+          <w:sz w:val="19"/>
+        </w:rPr>
+        <w:t>POST /urgent-cases/{guestId}/escalate-cmht</w:t>
+      </w:r>
+      <w:r>
+        <w:rPr/>
+        <w:t xml:space="preserve">, which no longer exists. The body is </w:t>
+      </w:r>
+      <w:r>
+        <w:rPr>
+          <w:rFonts w:ascii="Consolas" w:hAnsi="Consolas"/>
+          <w:color w:val="5A1227"/>
+          <w:sz w:val="19"/>
+        </w:rPr>
+        <w:t>notified</w:t>
+      </w:r>
+      <w:r>
+        <w:rPr/>
+        <w:t xml:space="preserve">, </w:t>
+      </w:r>
+      <w:r>
+        <w:rPr>
+          <w:rFonts w:ascii="Consolas" w:hAnsi="Consolas"/>
+          <w:color w:val="5A1227"/>
+          <w:sz w:val="19"/>
+        </w:rPr>
+        <w:t>team</w:t>
+      </w:r>
+      <w:r>
+        <w:rPr/>
+        <w:t xml:space="preserve">, </w:t>
+      </w:r>
+      <w:r>
+        <w:rPr>
+          <w:rFonts w:ascii="Consolas" w:hAnsi="Consolas"/>
+          <w:color w:val="5A1227"/>
+          <w:sz w:val="19"/>
+        </w:rPr>
+        <w:t>contactName</w:t>
+      </w:r>
+      <w:r>
+        <w:rPr/>
+        <w:t xml:space="preserve">, </w:t>
+      </w:r>
+      <w:r>
+        <w:rPr>
+          <w:rFonts w:ascii="Consolas" w:hAnsi="Consolas"/>
+          <w:color w:val="5A1227"/>
+          <w:sz w:val="19"/>
+        </w:rPr>
+        <w:t>calledAt</w:t>
+      </w:r>
+      <w:r>
+        <w:rPr/>
+        <w:t xml:space="preserve"> and </w:t>
+      </w:r>
+      <w:r>
+        <w:rPr>
+          <w:rFonts w:ascii="Consolas" w:hAnsi="Consolas"/>
+          <w:color w:val="5A1227"/>
+          <w:sz w:val="19"/>
+        </w:rPr>
+        <w:t>notes</w:t>
+      </w:r>
+      <w:r>
+        <w:rPr/>
+        <w:t xml:space="preserve">; with </w:t>
+      </w:r>
+      <w:r>
+        <w:rPr>
+          <w:rFonts w:ascii="Consolas" w:hAnsi="Consolas"/>
+          <w:color w:val="5A1227"/>
+          <w:sz w:val="19"/>
+        </w:rPr>
+        <w:t>notified: true</w:t>
+      </w:r>
+      <w:r>
+        <w:rPr/>
+        <w:t xml:space="preserve">, </w:t>
+      </w:r>
+      <w:r>
+        <w:rPr>
+          <w:rFonts w:ascii="Consolas" w:hAnsi="Consolas"/>
+          <w:color w:val="5A1227"/>
+          <w:sz w:val="19"/>
+        </w:rPr>
+        <w:t>contactName</w:t>
+      </w:r>
+      <w:r>
+        <w:rPr/>
+        <w:t xml:space="preserve"> and </w:t>
+      </w:r>
+      <w:r>
+        <w:rPr>
+          <w:rFonts w:ascii="Consolas" w:hAnsi="Consolas"/>
+          <w:color w:val="5A1227"/>
+          <w:sz w:val="19"/>
+        </w:rPr>
+        <w:t>calledAt</w:t>
+      </w:r>
+      <w:r>
+        <w:rPr/>
+        <w:t xml:space="preserve"> are required and </w:t>
+      </w:r>
+      <w:r>
+        <w:rPr>
+          <w:rFonts w:ascii="Consolas" w:hAnsi="Consolas"/>
+          <w:color w:val="5A1227"/>
+          <w:sz w:val="19"/>
+        </w:rPr>
+        <w:t>calledAt</w:t>
+      </w:r>
+      <w:r>
+        <w:rPr/>
+        <w:t xml:space="preserve"> cannot be in the future. It can be called again while the case is open; </w:t>
+      </w:r>
+      <w:r>
+        <w:rPr>
+          <w:rFonts w:ascii="Consolas" w:hAnsi="Consolas"/>
+          <w:color w:val="5A1227"/>
+          <w:sz w:val="19"/>
+        </w:rPr>
+        <w:t>false</w:t>
+      </w:r>
+      <w:r>
+        <w:rPr/>
+        <w:t xml:space="preserve"> clears the call details. A resolved case returns 400.</w:t>
+      </w:r>
+    </w:p>
+    <w:p>
+      <w:pPr>
+        <w:pStyle w:val="ListBullet"/>
+      </w:pPr>
+      <w:r>
+        <w:rPr>
+          <w:rFonts w:ascii="Consolas" w:hAnsi="Consolas"/>
+          <w:color w:val="5A1227"/>
+          <w:sz w:val="19"/>
+        </w:rPr>
+        <w:t>POST /urgent-cases/{guestId}/resolve</w:t>
+      </w:r>
+      <w:r>
+        <w:rPr/>
+        <w:t xml:space="preserve"> accepts </w:t>
+      </w:r>
+      <w:r>
+        <w:rPr>
+          <w:rFonts w:ascii="Consolas" w:hAnsi="Consolas"/>
+          <w:color w:val="5A1227"/>
+          <w:sz w:val="19"/>
+        </w:rPr>
+        <w:t>inpatientAdmission</w:t>
+      </w:r>
+      <w:r>
+        <w:rPr/>
+        <w:t xml:space="preserve"> and </w:t>
+      </w:r>
+      <w:r>
+        <w:rPr>
+          <w:rFonts w:ascii="Consolas" w:hAnsi="Consolas"/>
+          <w:color w:val="5A1227"/>
+          <w:sz w:val="19"/>
+        </w:rPr>
+        <w:t>externalServicesInvolved</w:t>
+      </w:r>
+      <w:r>
+        <w:rPr/>
+        <w:t xml:space="preserve">. The older </w:t>
+      </w:r>
+      <w:r>
+        <w:rPr>
+          <w:rFonts w:ascii="Consolas" w:hAnsi="Consolas"/>
+          <w:color w:val="5A1227"/>
+          <w:sz w:val="19"/>
+        </w:rPr>
+        <w:t>resolutionNote</w:t>
+      </w:r>
+      <w:r>
+        <w:rPr/>
+        <w:t xml:space="preserve">, </w:t>
+      </w:r>
+      <w:r>
+        <w:rPr>
+          <w:rFonts w:ascii="Consolas" w:hAnsi="Consolas"/>
+          <w:color w:val="5A1227"/>
+          <w:sz w:val="19"/>
+        </w:rPr>
+        <w:t>pathwayAfterResolution</w:t>
+      </w:r>
+      <w:r>
+        <w:rPr/>
+        <w:t xml:space="preserve">, </w:t>
+      </w:r>
+      <w:r>
+        <w:rPr>
+          <w:rFonts w:ascii="Consolas" w:hAnsi="Consolas"/>
+          <w:color w:val="5A1227"/>
+          <w:sz w:val="19"/>
+        </w:rPr>
+        <w:t>nextContactDate</w:t>
+      </w:r>
+      <w:r>
+        <w:rPr/>
+        <w:t xml:space="preserve"> and </w:t>
+      </w:r>
+      <w:r>
+        <w:rPr>
+          <w:rFonts w:ascii="Consolas" w:hAnsi="Consolas"/>
+          <w:color w:val="5A1227"/>
+          <w:sz w:val="19"/>
+        </w:rPr>
+        <w:t>sessionFrequencyChange</w:t>
+      </w:r>
+      <w:r>
+        <w:rPr/>
+        <w:t xml:space="preserve"> fields still work but the client no longer sends them.</w:t>
+      </w:r>
+    </w:p>
+    <w:p>
+      <w:pPr>
+        <w:pStyle w:val="ListBullet"/>
+      </w:pPr>
+      <w:r>
+        <w:rPr>
+          <w:rFonts w:ascii="Consolas" w:hAnsi="Consolas"/>
+          <w:color w:val="5A1227"/>
+          <w:sz w:val="19"/>
+        </w:rPr>
+        <w:t>POST /guests/{id}/risk-assessments</w:t>
+      </w:r>
+      <w:r>
+        <w:rPr/>
+        <w:t xml:space="preserve"> (Raise Urgent Case) accepts </w:t>
+      </w:r>
+      <w:r>
+        <w:rPr>
+          <w:rFonts w:ascii="Consolas" w:hAnsi="Consolas"/>
+          <w:color w:val="5A1227"/>
+          <w:sz w:val="19"/>
+        </w:rPr>
+        <w:t>otherRisk</w:t>
+      </w:r>
+      <w:r>
+        <w:rPr/>
+        <w:t xml:space="preserve"> and </w:t>
+      </w:r>
+      <w:r>
+        <w:rPr>
+          <w:rFonts w:ascii="Consolas" w:hAnsi="Consolas"/>
+          <w:color w:val="5A1227"/>
+          <w:sz w:val="19"/>
+        </w:rPr>
+        <w:t>otherRiskDetails</w:t>
+      </w:r>
+      <w:r>
+        <w:rPr/>
+        <w:t xml:space="preserve">. A flagged assessment without </w:t>
+      </w:r>
+      <w:r>
+        <w:rPr>
+          <w:rFonts w:ascii="Consolas" w:hAnsi="Consolas"/>
+          <w:color w:val="5A1227"/>
+          <w:sz w:val="19"/>
+        </w:rPr>
+        <w:t>notes</w:t>
+      </w:r>
+      <w:r>
+        <w:rPr/>
+        <w:t xml:space="preserve"> is rejected ("Urgent case notes are required."), and so is </w:t>
+      </w:r>
+      <w:r>
+        <w:rPr>
+          <w:rFonts w:ascii="Consolas" w:hAnsi="Consolas"/>
+          <w:color w:val="5A1227"/>
+          <w:sz w:val="19"/>
+        </w:rPr>
+        <w:t>otherRisk</w:t>
+      </w:r>
+      <w:r>
+        <w:rPr/>
+        <w:t xml:space="preserve"> without </w:t>
+      </w:r>
+      <w:r>
+        <w:rPr>
+          <w:rFonts w:ascii="Consolas" w:hAnsi="Consolas"/>
+          <w:color w:val="5A1227"/>
+          <w:sz w:val="19"/>
+        </w:rPr>
+        <w:t>otherRiskDetails</w:t>
+      </w:r>
+      <w:r>
+        <w:rPr/>
+        <w:t>.</w:t>
+      </w:r>
+    </w:p>
+    <w:p>
+      <w:pPr>
+        <w:pStyle w:val="ListBullet"/>
+      </w:pPr>
+      <w:r>
+        <w:rPr>
+          <w:rFonts w:ascii="Consolas" w:hAnsi="Consolas"/>
+          <w:color w:val="5A1227"/>
+          <w:sz w:val="19"/>
+        </w:rPr>
+        <w:t>GET /urgent-cases/episodes/{episodeId}</w:t>
+      </w:r>
+      <w:r>
+        <w:rPr/>
+        <w:t xml:space="preserve"> returns the record grouped as on screen: header, status bar (</w:t>
+      </w:r>
+      <w:r>
+        <w:rPr>
+          <w:rFonts w:ascii="Consolas" w:hAnsi="Consolas"/>
+          <w:color w:val="5A1227"/>
+          <w:sz w:val="19"/>
+        </w:rPr>
+        <w:t>responseHours</w:t>
+      </w:r>
+      <w:r>
+        <w:rPr/>
+        <w:t xml:space="preserve">, </w:t>
+      </w:r>
+      <w:r>
+        <w:rPr>
+          <w:rFonts w:ascii="Consolas" w:hAnsi="Consolas"/>
+          <w:color w:val="5A1227"/>
+          <w:sz w:val="19"/>
+        </w:rPr>
+        <w:t>deadlineAt</w:t>
+      </w:r>
+      <w:r>
+        <w:rPr/>
+        <w:t xml:space="preserve">), flag details, </w:t>
+      </w:r>
+      <w:r>
+        <w:rPr>
+          <w:rFonts w:ascii="Consolas" w:hAnsi="Consolas"/>
+          <w:color w:val="5A1227"/>
+          <w:sz w:val="19"/>
+        </w:rPr>
+        <w:t>cmhtContact</w:t>
+      </w:r>
+      <w:r>
+        <w:rPr/>
+        <w:t xml:space="preserve">, </w:t>
+      </w:r>
+      <w:r>
+        <w:rPr>
+          <w:rFonts w:ascii="Consolas" w:hAnsi="Consolas"/>
+          <w:color w:val="5A1227"/>
+          <w:sz w:val="19"/>
+        </w:rPr>
+        <w:t>contactsSinceFlag</w:t>
+      </w:r>
+      <w:r>
+        <w:rPr/>
+        <w:t xml:space="preserve">, resolution and </w:t>
+      </w:r>
+      <w:r>
+        <w:rPr>
+          <w:rFonts w:ascii="Consolas" w:hAnsi="Consolas"/>
+          <w:color w:val="5A1227"/>
+          <w:sz w:val="19"/>
+        </w:rPr>
+        <w:t>auditTrail</w:t>
+      </w:r>
+      <w:r>
+        <w:rPr/>
+        <w:t xml:space="preserve">. The export file is named </w:t>
+      </w:r>
+      <w:r>
+        <w:rPr>
+          <w:rFonts w:ascii="Consolas" w:hAnsi="Consolas"/>
+          <w:color w:val="5A1227"/>
+          <w:sz w:val="19"/>
+        </w:rPr>
+        <w:t>urgent-case-G-{number}-{case}.txt</w:t>
+      </w:r>
+      <w:r>
+        <w:rPr/>
+        <w:t>.</w:t>
+      </w:r>
     </w:p>
     <w:p>
       <w:r>
@@ -10612,7 +11439,7 @@
               <w:rPr>
                 <w:sz w:val="19"/>
               </w:rPr>
-              <w:t xml:space="preserve">Guest workspace (12 tabs, plus Access Log with </w:t>
+              <w:t xml:space="preserve">Guest workspace (13 tabs, including Casework Notes, plus Access Log with </w:t>
             </w:r>
             <w:r>
               <w:rPr>
@@ -10743,7 +11570,21 @@
               <w:rPr>
                 <w:sz w:val="19"/>
               </w:rPr>
-              <w:t>Urgent Cases list, details drawer and episode record</w:t>
+              <w:t>Urgent Cases list and the Urgent Case Record overlay (</w:t>
+            </w:r>
+            <w:r>
+              <w:rPr>
+                <w:rFonts w:ascii="Consolas" w:hAnsi="Consolas"/>
+                <w:color w:val="5A1227"/>
+                <w:sz w:val="17"/>
+              </w:rPr>
+              <w:t>urgent-episode-record.component</w:t>
+            </w:r>
+            <w:r>
+              <w:rPr>
+                <w:sz w:val="19"/>
+              </w:rPr>
+              <w:t>)</w:t>
             </w:r>
           </w:p>
         </w:tc>
@@ -16315,7 +17156,7 @@
                 <w:color w:val="5A1227"/>
                 <w:sz w:val="17"/>
               </w:rPr>
-              <w:t>7</w:t>
+              <w:t>8</w:t>
             </w:r>
           </w:p>
         </w:tc>
@@ -16331,7 +17172,21 @@
               <w:rPr>
                 <w:sz w:val="19"/>
               </w:rPr>
-              <w:t>Default retention date on new documents</w:t>
+              <w:t>Default retention date on new documents; values below 8 are treated as 8 (</w:t>
+            </w:r>
+            <w:r>
+              <w:rPr>
+                <w:rFonts w:ascii="Consolas" w:hAnsi="Consolas"/>
+                <w:color w:val="5A1227"/>
+                <w:sz w:val="17"/>
+              </w:rPr>
+              <w:t>Document.MinimumRetentionYears</w:t>
+            </w:r>
+            <w:r>
+              <w:rPr>
+                <w:sz w:val="19"/>
+              </w:rPr>
+              <w:t>)</w:t>
             </w:r>
           </w:p>
         </w:tc>
@@ -16391,7 +17246,7 @@
               <w:rPr>
                 <w:sz w:val="19"/>
               </w:rPr>
-              <w:t>Episode record deadline and urgent email; not the Urgent Cases list</w:t>
+              <w:t>Urgent Case Record countdown and deadline, and the urgent email; not the Urgent Cases list</w:t>
             </w:r>
           </w:p>
         </w:tc>
@@ -18267,7 +19122,7 @@
       </w:pPr>
       <w:r>
         <w:rPr/>
-        <w:t xml:space="preserve">There are 14 migrations in </w:t>
+        <w:t xml:space="preserve">There are 17 migrations in </w:t>
       </w:r>
       <w:r>
         <w:rPr>
@@ -18299,11 +19154,11 @@
           <w:color w:val="5A1227"/>
           <w:sz w:val="19"/>
         </w:rPr>
-        <w:t>AddEpisodeRecordNoteAttachmentsAndAnonymisation</w:t>
-      </w:r>
-      <w:r>
-        <w:rPr/>
-        <w:t xml:space="preserve"> (9 September 2026). On 30 September 2026 </w:t>
+        <w:t>DocumentRetentionMinimum</w:t>
+      </w:r>
+      <w:r>
+        <w:rPr/>
+        <w:t xml:space="preserve"> (7 October 2026). On 7 October 2026 </w:t>
       </w:r>
       <w:r>
         <w:rPr>
@@ -18316,6 +19171,337 @@
       <w:r>
         <w:rPr/>
         <w:t xml:space="preserve"> reported no pending changes.</w:t>
+      </w:r>
+    </w:p>
+    <w:p>
+      <w:pPr>
+        <w:pStyle w:val="ListBullet"/>
+      </w:pPr>
+      <w:r>
+        <w:rPr/>
+        <w:t>The two migrations of 7 October 2026:</w:t>
+      </w:r>
+    </w:p>
+    <w:p>
+      <w:pPr>
+        <w:pStyle w:val="ListBullet2"/>
+      </w:pPr>
+      <w:r>
+        <w:rPr>
+          <w:rFonts w:ascii="Consolas" w:hAnsi="Consolas"/>
+          <w:color w:val="5A1227"/>
+          <w:sz w:val="19"/>
+        </w:rPr>
+        <w:t>20261007182759_UrgentCaseRecordSpec</w:t>
+      </w:r>
+      <w:r>
+        <w:rPr/>
+        <w:t xml:space="preserve"> renames </w:t>
+      </w:r>
+      <w:r>
+        <w:rPr>
+          <w:rFonts w:ascii="Consolas" w:hAnsi="Consolas"/>
+          <w:color w:val="5A1227"/>
+          <w:sz w:val="19"/>
+        </w:rPr>
+        <w:t>EscalationNotes</w:t>
+      </w:r>
+      <w:r>
+        <w:rPr/>
+        <w:t xml:space="preserve">, </w:t>
+      </w:r>
+      <w:r>
+        <w:rPr>
+          <w:rFonts w:ascii="Consolas" w:hAnsi="Consolas"/>
+          <w:color w:val="5A1227"/>
+          <w:sz w:val="19"/>
+        </w:rPr>
+        <w:t>EscalatedToCmhtByStaffId</w:t>
+      </w:r>
+      <w:r>
+        <w:rPr/>
+        <w:t xml:space="preserve"> and </w:t>
+      </w:r>
+      <w:r>
+        <w:rPr>
+          <w:rFonts w:ascii="Consolas" w:hAnsi="Consolas"/>
+          <w:color w:val="5A1227"/>
+          <w:sz w:val="19"/>
+        </w:rPr>
+        <w:t>EscalatedToCmhtAt</w:t>
+      </w:r>
+      <w:r>
+        <w:rPr/>
+        <w:t xml:space="preserve"> to </w:t>
+      </w:r>
+      <w:r>
+        <w:rPr>
+          <w:rFonts w:ascii="Consolas" w:hAnsi="Consolas"/>
+          <w:color w:val="5A1227"/>
+          <w:sz w:val="19"/>
+        </w:rPr>
+        <w:t>CmhtCallNotes</w:t>
+      </w:r>
+      <w:r>
+        <w:rPr/>
+        <w:t xml:space="preserve">, </w:t>
+      </w:r>
+      <w:r>
+        <w:rPr>
+          <w:rFonts w:ascii="Consolas" w:hAnsi="Consolas"/>
+          <w:color w:val="5A1227"/>
+          <w:sz w:val="19"/>
+        </w:rPr>
+        <w:t>CmhtRecordedByStaffId</w:t>
+      </w:r>
+      <w:r>
+        <w:rPr/>
+        <w:t xml:space="preserve"> and </w:t>
+      </w:r>
+      <w:r>
+        <w:rPr>
+          <w:rFonts w:ascii="Consolas" w:hAnsi="Consolas"/>
+          <w:color w:val="5A1227"/>
+          <w:sz w:val="19"/>
+        </w:rPr>
+        <w:t>CmhtRecordedAt</w:t>
+      </w:r>
+      <w:r>
+        <w:rPr/>
+        <w:t xml:space="preserve">, and adds </w:t>
+      </w:r>
+      <w:r>
+        <w:rPr>
+          <w:rFonts w:ascii="Consolas" w:hAnsi="Consolas"/>
+          <w:color w:val="5A1227"/>
+          <w:sz w:val="19"/>
+        </w:rPr>
+        <w:t>CmhtNotified</w:t>
+      </w:r>
+      <w:r>
+        <w:rPr/>
+        <w:t xml:space="preserve">, </w:t>
+      </w:r>
+      <w:r>
+        <w:rPr>
+          <w:rFonts w:ascii="Consolas" w:hAnsi="Consolas"/>
+          <w:color w:val="5A1227"/>
+          <w:sz w:val="19"/>
+        </w:rPr>
+        <w:t>CmhtContactName</w:t>
+      </w:r>
+      <w:r>
+        <w:rPr/>
+        <w:t xml:space="preserve">, </w:t>
+      </w:r>
+      <w:r>
+        <w:rPr>
+          <w:rFonts w:ascii="Consolas" w:hAnsi="Consolas"/>
+          <w:color w:val="5A1227"/>
+          <w:sz w:val="19"/>
+        </w:rPr>
+        <w:t>CmhtCalledAt</w:t>
+      </w:r>
+      <w:r>
+        <w:rPr/>
+        <w:t xml:space="preserve"> and </w:t>
+      </w:r>
+      <w:r>
+        <w:rPr>
+          <w:rFonts w:ascii="Consolas" w:hAnsi="Consolas"/>
+          <w:color w:val="5A1227"/>
+          <w:sz w:val="19"/>
+        </w:rPr>
+        <w:t>ExternalServicesInvolved</w:t>
+      </w:r>
+      <w:r>
+        <w:rPr/>
+        <w:t xml:space="preserve"> to </w:t>
+      </w:r>
+      <w:r>
+        <w:rPr>
+          <w:rFonts w:ascii="Consolas" w:hAnsi="Consolas"/>
+          <w:color w:val="5A1227"/>
+          <w:sz w:val="19"/>
+        </w:rPr>
+        <w:t>UrgentEpisodes</w:t>
+      </w:r>
+      <w:r>
+        <w:rPr/>
+        <w:t xml:space="preserve">. Every existing escalation becomes </w:t>
+      </w:r>
+      <w:r>
+        <w:rPr>
+          <w:rFonts w:ascii="Consolas" w:hAnsi="Consolas"/>
+          <w:color w:val="5A1227"/>
+          <w:sz w:val="19"/>
+        </w:rPr>
+        <w:t>CmhtNotified = 1</w:t>
+      </w:r>
+      <w:r>
+        <w:rPr/>
+        <w:t xml:space="preserve"> with </w:t>
+      </w:r>
+      <w:r>
+        <w:rPr>
+          <w:rFonts w:ascii="Consolas" w:hAnsi="Consolas"/>
+          <w:color w:val="5A1227"/>
+          <w:sz w:val="19"/>
+        </w:rPr>
+        <w:t>CmhtCalledAt</w:t>
+      </w:r>
+      <w:r>
+        <w:rPr/>
+        <w:t xml:space="preserve"> set to the escalation time, and the old reason and urgency are written as "Reason: …" and "Urgency: …" lines at the top of </w:t>
+      </w:r>
+      <w:r>
+        <w:rPr>
+          <w:rFonts w:ascii="Consolas" w:hAnsi="Consolas"/>
+          <w:color w:val="5A1227"/>
+          <w:sz w:val="19"/>
+        </w:rPr>
+        <w:t>CmhtCallNotes</w:t>
+      </w:r>
+      <w:r>
+        <w:rPr/>
+        <w:t xml:space="preserve"> before </w:t>
+      </w:r>
+      <w:r>
+        <w:rPr>
+          <w:rFonts w:ascii="Consolas" w:hAnsi="Consolas"/>
+          <w:color w:val="5A1227"/>
+          <w:sz w:val="19"/>
+        </w:rPr>
+        <w:t>EscalationReason</w:t>
+      </w:r>
+      <w:r>
+        <w:rPr/>
+        <w:t xml:space="preserve"> and </w:t>
+      </w:r>
+      <w:r>
+        <w:rPr>
+          <w:rFonts w:ascii="Consolas" w:hAnsi="Consolas"/>
+          <w:color w:val="5A1227"/>
+          <w:sz w:val="19"/>
+        </w:rPr>
+        <w:t>EscalationUrgency</w:t>
+      </w:r>
+      <w:r>
+        <w:rPr/>
+        <w:t xml:space="preserve"> are dropped. It also adds </w:t>
+      </w:r>
+      <w:r>
+        <w:rPr>
+          <w:rFonts w:ascii="Consolas" w:hAnsi="Consolas"/>
+          <w:color w:val="5A1227"/>
+          <w:sz w:val="19"/>
+        </w:rPr>
+        <w:t>OtherRisk</w:t>
+      </w:r>
+      <w:r>
+        <w:rPr/>
+        <w:t xml:space="preserve"> and </w:t>
+      </w:r>
+      <w:r>
+        <w:rPr>
+          <w:rFonts w:ascii="Consolas" w:hAnsi="Consolas"/>
+          <w:color w:val="5A1227"/>
+          <w:sz w:val="19"/>
+        </w:rPr>
+        <w:t>OtherRiskDetails</w:t>
+      </w:r>
+      <w:r>
+        <w:rPr/>
+        <w:t xml:space="preserve"> to </w:t>
+      </w:r>
+      <w:r>
+        <w:rPr>
+          <w:rFonts w:ascii="Consolas" w:hAnsi="Consolas"/>
+          <w:color w:val="5A1227"/>
+          <w:sz w:val="19"/>
+        </w:rPr>
+        <w:t>RiskAssessments</w:t>
+      </w:r>
+      <w:r>
+        <w:rPr/>
+        <w:t xml:space="preserve"> and </w:t>
+      </w:r>
+      <w:r>
+        <w:rPr>
+          <w:rFonts w:ascii="Consolas" w:hAnsi="Consolas"/>
+          <w:color w:val="5A1227"/>
+          <w:sz w:val="19"/>
+        </w:rPr>
+        <w:t>UrgentCases_ReadModel</w:t>
+      </w:r>
+      <w:r>
+        <w:rPr/>
+        <w:t xml:space="preserve">, and the index </w:t>
+      </w:r>
+      <w:r>
+        <w:rPr>
+          <w:rFonts w:ascii="Consolas" w:hAnsi="Consolas"/>
+          <w:color w:val="5A1227"/>
+          <w:sz w:val="19"/>
+        </w:rPr>
+        <w:t>IX_CaseworkNotes_ContactId</w:t>
+      </w:r>
+      <w:r>
+        <w:rPr/>
+        <w:t xml:space="preserve">. </w:t>
+      </w:r>
+      <w:r>
+        <w:rPr>
+          <w:rFonts w:ascii="Consolas" w:hAnsi="Consolas"/>
+          <w:color w:val="5A1227"/>
+          <w:sz w:val="19"/>
+        </w:rPr>
+        <w:t>Down</w:t>
+      </w:r>
+      <w:r>
+        <w:rPr/>
+        <w:t xml:space="preserve"> restores the columns but not the separate reason and urgency values.</w:t>
+      </w:r>
+    </w:p>
+    <w:p>
+      <w:pPr>
+        <w:pStyle w:val="ListBullet2"/>
+      </w:pPr>
+      <w:r>
+        <w:rPr>
+          <w:rFonts w:ascii="Consolas" w:hAnsi="Consolas"/>
+          <w:color w:val="5A1227"/>
+          <w:sz w:val="19"/>
+        </w:rPr>
+        <w:t>20261007184135_DocumentRetentionMinimum</w:t>
+      </w:r>
+      <w:r>
+        <w:rPr/>
+        <w:t xml:space="preserve"> is data only: it sets </w:t>
+      </w:r>
+      <w:r>
+        <w:rPr>
+          <w:rFonts w:ascii="Consolas" w:hAnsi="Consolas"/>
+          <w:color w:val="5A1227"/>
+          <w:sz w:val="19"/>
+        </w:rPr>
+        <w:t>RetainUntil</w:t>
+      </w:r>
+      <w:r>
+        <w:rPr/>
+        <w:t xml:space="preserve"> to the upload date plus 8 years wherever it was null or earlier. </w:t>
+      </w:r>
+      <w:r>
+        <w:rPr>
+          <w:rFonts w:ascii="Consolas" w:hAnsi="Consolas"/>
+          <w:color w:val="5A1227"/>
+          <w:sz w:val="19"/>
+        </w:rPr>
+        <w:t>Down</w:t>
+      </w:r>
+      <w:r>
+        <w:rPr/>
+        <w:t xml:space="preserve"> does nothing, because the old dates are not kept.</w:t>
       </w:r>
     </w:p>
     <w:p>
@@ -18829,7 +20015,7 @@
         </w:trPr>
         <w:tc>
           <w:tcPr>
-            <w:tcW w:type="dxa" w:w="2083"/>
+            <w:tcW w:type="dxa" w:w="2116"/>
             <w:shd w:val="clear" w:color="auto" w:fill="8D1B3D"/>
           </w:tcPr>
           <w:p>
@@ -18848,7 +20034,7 @@
         </w:tc>
         <w:tc>
           <w:tcPr>
-            <w:tcW w:type="dxa" w:w="4310"/>
+            <w:tcW w:type="dxa" w:w="4377"/>
             <w:shd w:val="clear" w:color="auto" w:fill="8D1B3D"/>
           </w:tcPr>
           <w:p>
@@ -18867,7 +20053,7 @@
         </w:tc>
         <w:tc>
           <w:tcPr>
-            <w:tcW w:type="dxa" w:w="3017"/>
+            <w:tcW w:type="dxa" w:w="2918"/>
             <w:shd w:val="clear" w:color="auto" w:fill="8D1B3D"/>
           </w:tcPr>
           <w:p>
@@ -18891,7 +20077,7 @@
         </w:trPr>
         <w:tc>
           <w:tcPr>
-            <w:tcW w:type="dxa" w:w="2083"/>
+            <w:tcW w:type="dxa" w:w="2116"/>
           </w:tcPr>
           <w:p>
             <w:pPr>
@@ -18915,7 +20101,7 @@
         </w:tc>
         <w:tc>
           <w:tcPr>
-            <w:tcW w:type="dxa" w:w="4310"/>
+            <w:tcW w:type="dxa" w:w="4377"/>
           </w:tcPr>
           <w:p>
             <w:pPr>
@@ -18925,13 +20111,13 @@
               <w:rPr>
                 <w:sz w:val="19"/>
               </w:rPr>
-              <w:t>Guest engagement status, risk assessments, urgent episodes, casework notes, CPN assessments, documents, custom fields, anonymisation, registration validation, keyset cursors, email template rendering, the report cohort filter, urgent episode record text</w:t>
-            </w:r>
-          </w:p>
-        </w:tc>
-        <w:tc>
-          <w:tcPr>
-            <w:tcW w:type="dxa" w:w="3017"/>
+              <w:t>Guest engagement status, risk assessments, urgent cases (including the CMHT contact record), casework notes, CPN assessments, documents (including the 8-year minimum), custom fields, anonymisation, registration validation, keyset cursors, email template rendering and catalog defaults, the report cohort filter, Urgent Case Record text</w:t>
+            </w:r>
+          </w:p>
+        </w:tc>
+        <w:tc>
+          <w:tcPr>
+            <w:tcW w:type="dxa" w:w="2918"/>
           </w:tcPr>
           <w:p>
             <w:pPr>
@@ -18941,7 +20127,7 @@
               <w:rPr>
                 <w:sz w:val="19"/>
               </w:rPr>
-              <w:t>74 tests, all passing on 30 September 2026</w:t>
+              <w:t>106 tests, all passing on 7 October 2026</w:t>
             </w:r>
           </w:p>
         </w:tc>
@@ -18952,7 +20138,7 @@
         </w:trPr>
         <w:tc>
           <w:tcPr>
-            <w:tcW w:type="dxa" w:w="2083"/>
+            <w:tcW w:type="dxa" w:w="2116"/>
             <w:shd w:val="clear" w:color="auto" w:fill="FAF6F7"/>
           </w:tcPr>
           <w:p>
@@ -18971,7 +20157,7 @@
         </w:tc>
         <w:tc>
           <w:tcPr>
-            <w:tcW w:type="dxa" w:w="4310"/>
+            <w:tcW w:type="dxa" w:w="4377"/>
             <w:shd w:val="clear" w:color="auto" w:fill="FAF6F7"/>
           </w:tcPr>
           <w:p>
@@ -19010,7 +20196,7 @@
         </w:tc>
         <w:tc>
           <w:tcPr>
-            <w:tcW w:type="dxa" w:w="3017"/>
+            <w:tcW w:type="dxa" w:w="2918"/>
             <w:shd w:val="clear" w:color="auto" w:fill="FAF6F7"/>
           </w:tcPr>
           <w:p>
@@ -19021,7 +20207,7 @@
               <w:rPr>
                 <w:sz w:val="19"/>
               </w:rPr>
-              <w:t>1 test, passing</w:t>
+              <w:t>1 test, passing on 7 October 2026</w:t>
             </w:r>
           </w:p>
         </w:tc>
@@ -19032,7 +20218,7 @@
         </w:trPr>
         <w:tc>
           <w:tcPr>
-            <w:tcW w:type="dxa" w:w="2083"/>
+            <w:tcW w:type="dxa" w:w="2116"/>
           </w:tcPr>
           <w:p>
             <w:pPr>
@@ -19070,7 +20256,7 @@
         </w:tc>
         <w:tc>
           <w:tcPr>
-            <w:tcW w:type="dxa" w:w="4310"/>
+            <w:tcW w:type="dxa" w:w="4377"/>
           </w:tcPr>
           <w:p>
             <w:pPr>
@@ -19094,7 +20280,7 @@
         </w:tc>
         <w:tc>
           <w:tcPr>
-            <w:tcW w:type="dxa" w:w="3017"/>
+            <w:tcW w:type="dxa" w:w="2918"/>
           </w:tcPr>
           <w:p>
             <w:pPr>
@@ -19879,7 +21065,7 @@
       </w:r>
       <w:r>
         <w:rPr/>
-        <w:t xml:space="preserve"> The Urgent Cases list and drawer use </w:t>
+        <w:t xml:space="preserve"> The Urgent Cases list uses </w:t>
       </w:r>
       <w:r>
         <w:rPr>
@@ -19903,7 +21089,19 @@
       </w:r>
       <w:r>
         <w:rPr/>
-        <w:t xml:space="preserve">; the episode record and the urgent email use </w:t>
+        <w:t xml:space="preserve">; the Urgent Case Record (which takes </w:t>
+      </w:r>
+      <w:r>
+        <w:rPr>
+          <w:rFonts w:ascii="Consolas" w:hAnsi="Consolas"/>
+          <w:color w:val="5A1227"/>
+          <w:sz w:val="19"/>
+        </w:rPr>
+        <w:t>responseHours</w:t>
+      </w:r>
+      <w:r>
+        <w:rPr/>
+        <w:t xml:space="preserve"> from the API) and the urgent email use </w:t>
       </w:r>
       <w:r>
         <w:rPr>
@@ -19915,7 +21113,7 @@
       </w:r>
       <w:r>
         <w:rPr/>
-        <w:t>. Read the setting on the client too (</w:t>
+        <w:t>. Read the setting on the list too (</w:t>
       </w:r>
       <w:r>
         <w:rPr>
@@ -19938,23 +21136,11 @@
         <w:rPr>
           <w:b/>
         </w:rPr>
-        <w:t>Escalate to CMHT options are hard-coded.</w:t>
-      </w:r>
-      <w:r>
-        <w:rPr/>
-        <w:t xml:space="preserve"> The reasons and urgency levels are fixed arrays in </w:t>
-      </w:r>
-      <w:r>
-        <w:rPr>
-          <w:rFonts w:ascii="Consolas" w:hAnsi="Consolas"/>
-          <w:color w:val="5A1227"/>
-          <w:sz w:val="19"/>
-        </w:rPr>
-        <w:t>urgent-cases.component.ts</w:t>
-      </w:r>
-      <w:r>
-        <w:rPr/>
-        <w:t xml:space="preserve">, and the CMHT team is a free-text box. </w:t>
+        <w:t>Orphaned escalation lookups.</w:t>
+      </w:r>
+      <w:r>
+        <w:rPr/>
+        <w:t xml:space="preserve"> Escalate to CMHT was removed on 7 October 2026, but </w:t>
       </w:r>
       <w:r>
         <w:rPr>
@@ -19966,7 +21152,7 @@
       </w:r>
       <w:r>
         <w:rPr/>
-        <w:t xml:space="preserve"> already seeds </w:t>
+        <w:t xml:space="preserve"> still seeds </w:t>
       </w:r>
       <w:r>
         <w:rPr>
@@ -19978,7 +21164,7 @@
       </w:r>
       <w:r>
         <w:rPr/>
-        <w:t xml:space="preserve">, </w:t>
+        <w:t xml:space="preserve"> and </w:t>
       </w:r>
       <w:r>
         <w:rPr>
@@ -19990,7 +21176,31 @@
       </w:r>
       <w:r>
         <w:rPr/>
-        <w:t xml:space="preserve"> and </w:t>
+        <w:t xml:space="preserve">; nothing reads them and </w:t>
+      </w:r>
+      <w:r>
+        <w:rPr>
+          <w:rFonts w:ascii="Consolas" w:hAnsi="Consolas"/>
+          <w:color w:val="5A1227"/>
+          <w:sz w:val="19"/>
+        </w:rPr>
+        <w:t>lookups-manager.component.ts</w:t>
+      </w:r>
+      <w:r>
+        <w:rPr/>
+        <w:t xml:space="preserve"> hides them (</w:t>
+      </w:r>
+      <w:r>
+        <w:rPr>
+          <w:rFonts w:ascii="Consolas" w:hAnsi="Consolas"/>
+          <w:color w:val="5A1227"/>
+          <w:sz w:val="19"/>
+        </w:rPr>
+        <w:t>HIDDEN_CATEGORIES</w:t>
+      </w:r>
+      <w:r>
+        <w:rPr/>
+        <w:t xml:space="preserve">). </w:t>
       </w:r>
       <w:r>
         <w:rPr>
@@ -20002,7 +21212,46 @@
       </w:r>
       <w:r>
         <w:rPr/>
-        <w:t xml:space="preserve"> option lists (with different wording), which admins can edit but which have no effect. Load the dialog from those lists.</w:t>
+        <w:t xml:space="preserve"> is still seeded and unused, because the record's Team or service is free text. Remove the seeds, or offer </w:t>
+      </w:r>
+      <w:r>
+        <w:rPr>
+          <w:rFonts w:ascii="Consolas" w:hAnsi="Consolas"/>
+          <w:color w:val="5A1227"/>
+          <w:sz w:val="19"/>
+        </w:rPr>
+        <w:t>CmhtTeam</w:t>
+      </w:r>
+      <w:r>
+        <w:rPr/>
+        <w:t xml:space="preserve"> as suggestions for Team or service.</w:t>
+      </w:r>
+    </w:p>
+    <w:p>
+      <w:pPr>
+        <w:pStyle w:val="ListBullet"/>
+      </w:pPr>
+      <w:r>
+        <w:rPr>
+          <w:b/>
+        </w:rPr>
+        <w:t>Pinned notes are not shown.</w:t>
+      </w:r>
+      <w:r>
+        <w:rPr/>
+        <w:t xml:space="preserve"> </w:t>
+      </w:r>
+      <w:r>
+        <w:rPr>
+          <w:rFonts w:ascii="Consolas" w:hAnsi="Consolas"/>
+          <w:color w:val="5A1227"/>
+          <w:sz w:val="19"/>
+        </w:rPr>
+        <w:t>GuestOverviewDto.PinnedNotes</w:t>
+      </w:r>
+      <w:r>
+        <w:rPr/>
+        <w:t xml:space="preserve"> is still returned, but since the Urgent Case Details drawer was removed no component renders it. Show pinned notes on the Overview tab.</w:t>
       </w:r>
     </w:p>
     <w:p>
